--- a/Documentos/Documento proyecto SARC - Lorena Roa Rivera.docx
+++ b/Documentos/Documento proyecto SARC - Lorena Roa Rivera.docx
@@ -698,7 +698,7 @@
         <w:spacing w:before="60" w:after="60"/>
       </w:pPr>
       <w:r>
-        <w:t>Quedan fuera del alcance para esta versión: gestión de contenido de cursos por docentes, módulos de pago, videoconferencias, foros académicos y análisis predictivo avanzado de deserción estudiantil.</w:t>
+        <w:t>Quedan fuera del alcance para está versión: gestión de contenido de cursos por docentes, módulos de pago, videoconferencias, foros académicos y análisis predictivo avanzado de deserción estudiantil.</w:t>
       </w:r>
     </w:p>
     <w:p/>
@@ -906,7 +906,7 @@
                 <w:sz w:val="20"/>
                 <w:szCs w:val="20"/>
               </w:rPr>
-              <w:t>Rol proyectado para versiones futuras. La versión actual no incluye panel administrativo; la gestión se realiza desde la configuración del proyecto y Firebase.</w:t>
+              <w:t>Rol proyectado para versiónes futuras. La versión actual no incluye panel administrativo; la gestión se realiza desde la configuración del proyecto y Firebase.</w:t>
             </w:r>
           </w:p>
         </w:tc>
@@ -1565,7 +1565,7 @@
         <w:spacing w:before="40" w:after="40"/>
       </w:pPr>
       <w:r>
-        <w:t>Autenticación y gestión de sesiones de estudiantes.</w:t>
+        <w:t>Autenticación y gestión de sesiónes de estudiantes.</w:t>
       </w:r>
     </w:p>
     <w:p>
@@ -1691,7 +1691,7 @@
         <w:spacing w:before="40" w:after="40"/>
       </w:pPr>
       <w:r>
-        <w:t>No se procesan pagos ni transacciones monetarias en esta versión.</w:t>
+        <w:t>No se procesan pagos ni transacciones monetarias en está versión.</w:t>
       </w:r>
     </w:p>
     <w:p/>
@@ -4569,7 +4569,7 @@
                 <w:sz w:val="20"/>
                 <w:szCs w:val="20"/>
               </w:rPr>
-              <w:t>El tiempo de carga del dashboard principal no debe superar 2 segundos con conexión estándar.</w:t>
+              <w:t>El tiempo de carga del dashboard principal no debe superar 2 segúndos con conexión estándar.</w:t>
             </w:r>
           </w:p>
         </w:tc>
@@ -5397,7 +5397,7 @@
                 <w:sz w:val="20"/>
                 <w:szCs w:val="20"/>
               </w:rPr>
-              <w:t>Las recomendaciones del asistente virtual se presentan con base en los cursos, el perfil guardado y las tareas configuradas; no hay algoritmo de machine learning en esta versión.</w:t>
+              <w:t>Las recomendaciones del asistente virtual se presentan con base en los cursos, el perfil guardado y las tareas configuradas; no hay algoritmo de machine learning en está versión.</w:t>
             </w:r>
           </w:p>
         </w:tc>
@@ -9551,7 +9551,6 @@
                 <w:sz w:val="20"/>
                 <w:szCs w:val="20"/>
               </w:rPr>
-              <w:lastRenderedPageBreak/>
               <w:t>recomendadas. 4. Barra de navegación con Inicio, Recomendaciones, Mi progreso, Perfil.</w:t>
             </w:r>
           </w:p>
@@ -15502,7 +15501,7 @@
                 <w:sz w:val="20"/>
                 <w:szCs w:val="20"/>
               </w:rPr>
-              <w:t>Control de versiones</w:t>
+              <w:t>Control de versiónes</w:t>
             </w:r>
           </w:p>
         </w:tc>
@@ -22396,7 +22395,7 @@
         <w:spacing w:before="40" w:after="40"/>
       </w:pPr>
       <w:r>
-        <w:t>Auth Module: Gestiona login, logout, recuperación de contraseña y validación de sesiones.</w:t>
+        <w:t>Auth Module: Gestiona login, logout, recuperación de contraseña y validación de sesiónes.</w:t>
       </w:r>
     </w:p>
     <w:p>
@@ -22428,7 +22427,7 @@
         <w:spacing w:before="40" w:after="40"/>
       </w:pPr>
       <w:r>
-        <w:t>Catalog Module: Administra el catálogo de cursos con filtros por área y modalidad. La versión actual no implementa paginación.</w:t>
+        <w:t>Catalog Module: Administra el catálogo de cursos con filtros por área y modalidad. La versión actual no implementa páginación.</w:t>
       </w:r>
     </w:p>
     <w:p>
@@ -23020,7 +23019,7 @@
                 <w:sz w:val="20"/>
                 <w:szCs w:val="20"/>
               </w:rPr>
-              <w:t>La versión actual no usa colecciones separadas de Inscripcion ni Progreso; esos datos viven dentro de cada documento de curso del usuario.</w:t>
+              <w:t>La versión actual no usa colecciones separadas de Inscripción ni Progreso; esos datos viven dentro de cada documento de curso del usuario.</w:t>
             </w:r>
           </w:p>
         </w:tc>
@@ -23745,7 +23744,7 @@
         <w:spacing w:before="40" w:after="40"/>
       </w:pPr>
       <w:r>
-        <w:t>Pruebas de Rendimiento: Miden tiempos de respuesta bajo condiciones normales.</w:t>
+        <w:t>Pruebas de Rendimiento: Miden tiempos de respuestá bajo condiciones normales.</w:t>
       </w:r>
     </w:p>
     <w:p>
@@ -26890,7 +26889,7 @@
                 <w:sz w:val="19"/>
                 <w:szCs w:val="19"/>
               </w:rPr>
-              <w:t>Tiempo de carga menor a 2 segundos</w:t>
+              <w:t>Tiempo de carga menor a 2 segúndos</w:t>
             </w:r>
           </w:p>
         </w:tc>
@@ -28501,7 +28500,7 @@
         <w:spacing w:before="60" w:after="60"/>
       </w:pPr>
       <w:r>
-        <w:t>El Sistema de Apoyo Académico con Recomendación de Cursos (SARC) representa una inversión estratégica en la calidad educativa de Unisabaneta. Al combinar tecnología web moderna con una propuesta pedagógica centrada en el estudiante, la plataforma tiene el potencial de transformar la experiencia del aprendizaje complementario y contribuir significativamente al perfil de excelencia de los egresados de la institución.</w:t>
+        <w:t>El Sistema de Apoyo Académico con Recomendación de Cursos (SARC) representa una inversión estratégica en la calidad educativa de Unisabaneta. Al combinar tecnología web moderna con una propuestá pedagógica centrada en el estudiante, la plataforma tiene el potencial de transformar la experiencia del aprendizaje complementario y contribuir significativamente al perfil de excelencia de los egresados de la institución.</w:t>
       </w:r>
     </w:p>
     <w:p/>
